--- a/docs/Documento_Proyecto_Tareas.docx
+++ b/docs/Documento_Proyecto_Tareas.docx
@@ -49,18 +49,12 @@
         <w:tblLook w:val="0000" w:firstRow="0" w:lastRow="0" w:firstColumn="0" w:lastColumn="0" w:noHBand="0" w:noVBand="0"/>
       </w:tblPr>
       <w:tblGrid>
-        <w:gridCol w:w="1621"/>
-        <w:gridCol w:w="2524"/>
-        <w:gridCol w:w="2798"/>
-        <w:gridCol w:w="2073"/>
+        <w:gridCol w:w="1712"/>
+        <w:gridCol w:w="2614"/>
+        <w:gridCol w:w="2526"/>
+        <w:gridCol w:w="2164"/>
       </w:tblGrid>
       <w:tr>
-        <w:tblPrEx>
-          <w:tblCellMar>
-            <w:top w:w="0" w:type="dxa"/>
-            <w:bottom w:w="0" w:type="dxa"/>
-          </w:tblCellMar>
-        </w:tblPrEx>
         <w:tc>
           <w:tcPr>
             <w:tcW w:w="1000" w:type="pct"/>
@@ -103,17 +97,15 @@
         </w:tc>
       </w:tr>
       <w:tr>
-        <w:tblPrEx>
-          <w:tblCellMar>
-            <w:top w:w="0" w:type="dxa"/>
-            <w:bottom w:w="0" w:type="dxa"/>
-          </w:tblCellMar>
-        </w:tblPrEx>
         <w:tc>
           <w:tcPr>
             <w:tcW w:w="0" w:type="auto"/>
           </w:tcPr>
-          <w:p/>
+          <w:p>
+            <w:r>
+              <w:t>1097913073</w:t>
+            </w:r>
+          </w:p>
         </w:tc>
         <w:tc>
           <w:tcPr>
@@ -123,11 +115,9 @@
             <w:r>
               <w:t xml:space="preserve">Samuel Ernesto </w:t>
             </w:r>
-            <w:proofErr w:type="spellStart"/>
             <w:r>
-              <w:t>Alvarez</w:t>
+              <w:t>Álvarez</w:t>
             </w:r>
-            <w:proofErr w:type="spellEnd"/>
             <w:r>
               <w:t xml:space="preserve"> Vera</w:t>
             </w:r>
@@ -138,8 +128,35 @@
             <w:tcW w:w="0" w:type="auto"/>
           </w:tcPr>
           <w:p>
+            <w:hyperlink r:id="rId5" w:history="1">
+              <w:r>
+                <w:rPr>
+                  <w:rStyle w:val="Hipervnculo"/>
+                </w:rPr>
+                <w:t>sealvarez@uts.edu.co</w:t>
+              </w:r>
+            </w:hyperlink>
+          </w:p>
+        </w:tc>
+        <w:tc>
+          <w:tcPr>
+            <w:tcW w:w="0" w:type="auto"/>
+          </w:tcPr>
+          <w:p>
             <w:r>
-              <w:t>samuelalvarez570880@gmail.com</w:t>
+              <w:t>3112870129</w:t>
+            </w:r>
+          </w:p>
+        </w:tc>
+      </w:tr>
+      <w:tr>
+        <w:tc>
+          <w:tcPr>
+            <w:tcW w:w="0" w:type="auto"/>
+          </w:tcPr>
+          <w:p>
+            <w:r>
+              <w:t>1104069431</w:t>
             </w:r>
           </w:p>
         </w:tc>
@@ -148,76 +165,82 @@
             <w:tcW w:w="0" w:type="auto"/>
           </w:tcPr>
           <w:p>
-            <w:proofErr w:type="spellStart"/>
             <w:r>
-              <w:t>nose</w:t>
+              <w:t>Cristian Camilo Ayala Trochez</w:t>
             </w:r>
-            <w:proofErr w:type="spellEnd"/>
           </w:p>
-        </w:tc>
-      </w:tr>
-      <w:tr>
-        <w:tblPrEx>
-          <w:tblCellMar>
-            <w:top w:w="0" w:type="dxa"/>
-            <w:bottom w:w="0" w:type="dxa"/>
-          </w:tblCellMar>
-        </w:tblPrEx>
-        <w:tc>
-          <w:tcPr>
-            <w:tcW w:w="0" w:type="auto"/>
-          </w:tcPr>
-          <w:p/>
         </w:tc>
         <w:tc>
           <w:tcPr>
             <w:tcW w:w="0" w:type="auto"/>
           </w:tcPr>
-          <w:p/>
+          <w:p>
+            <w:hyperlink r:id="rId6" w:history="1">
+              <w:r>
+                <w:rPr>
+                  <w:rStyle w:val="Hipervnculo"/>
+                </w:rPr>
+                <w:t>ccayala@uts.edu.co</w:t>
+              </w:r>
+            </w:hyperlink>
+          </w:p>
         </w:tc>
         <w:tc>
           <w:tcPr>
             <w:tcW w:w="0" w:type="auto"/>
           </w:tcPr>
-          <w:p/>
+          <w:p>
+            <w:r>
+              <w:t>31605529886</w:t>
+            </w:r>
+          </w:p>
+        </w:tc>
+      </w:tr>
+      <w:tr>
+        <w:tc>
+          <w:tcPr>
+            <w:tcW w:w="0" w:type="auto"/>
+          </w:tcPr>
+          <w:p>
+            <w:r>
+              <w:t>1095581482</w:t>
+            </w:r>
+          </w:p>
         </w:tc>
         <w:tc>
           <w:tcPr>
             <w:tcW w:w="0" w:type="auto"/>
           </w:tcPr>
-          <w:p/>
-        </w:tc>
-      </w:tr>
-      <w:tr>
-        <w:tblPrEx>
-          <w:tblCellMar>
-            <w:top w:w="0" w:type="dxa"/>
-            <w:bottom w:w="0" w:type="dxa"/>
-          </w:tblCellMar>
-        </w:tblPrEx>
-        <w:tc>
-          <w:tcPr>
-            <w:tcW w:w="0" w:type="auto"/>
-          </w:tcPr>
-          <w:p/>
+          <w:p>
+            <w:r>
+              <w:t>Miguel Ángel Ardila Villamizar</w:t>
+            </w:r>
+          </w:p>
         </w:tc>
         <w:tc>
           <w:tcPr>
             <w:tcW w:w="0" w:type="auto"/>
           </w:tcPr>
-          <w:p/>
+          <w:p>
+            <w:hyperlink r:id="rId7" w:history="1">
+              <w:r>
+                <w:rPr>
+                  <w:rStyle w:val="Hipervnculo"/>
+                </w:rPr>
+                <w:t>maardilavillamizar@uts.edu.co</w:t>
+              </w:r>
+            </w:hyperlink>
+          </w:p>
         </w:tc>
         <w:tc>
           <w:tcPr>
             <w:tcW w:w="0" w:type="auto"/>
           </w:tcPr>
-          <w:p/>
-        </w:tc>
-        <w:tc>
-          <w:tcPr>
-            <w:tcW w:w="0" w:type="auto"/>
-          </w:tcPr>
-          <w:p/>
+          <w:p>
+            <w:r>
+              <w:t>3165030643</w:t>
+            </w:r>
+          </w:p>
         </w:tc>
       </w:tr>
     </w:tbl>
@@ -256,10 +279,7 @@
         <w:spacing w:after="100"/>
       </w:pPr>
       <w:r>
-        <w:t>Objetivos E</w:t>
-      </w:r>
-      <w:r>
-        <w:t>specíficos:</w:t>
+        <w:t>Objetivos Específicos:</w:t>
       </w:r>
     </w:p>
     <w:p>
@@ -332,10 +352,7 @@
         <w:spacing w:after="100"/>
       </w:pPr>
       <w:r>
-        <w:t>J</w:t>
-      </w:r>
-      <w:r>
-        <w:t>ustificación:</w:t>
+        <w:t>Justificación:</w:t>
       </w:r>
     </w:p>
     <w:p>
@@ -343,13 +360,7 @@
         <w:spacing w:after="200"/>
       </w:pPr>
       <w:r>
-        <w:t>En la actualidad, la gestión de tareas es fundamental pa</w:t>
-      </w:r>
-      <w:r>
-        <w:t>ra la productividad personal y profesional. Esta aplicación busca ofrecer una solución sencilla y efectiva que permita a los usuarios organizar sus actividades de manera eficiente, priorizando lo más importante y manteniendo un registro permanente de sus c</w:t>
-      </w:r>
-      <w:r>
-        <w:t>ompromisos.</w:t>
+        <w:t>En la actualidad, la gestión de tareas es fundamental para la productividad personal y profesional. Esta aplicación busca ofrecer una solución sencilla y efectiva que permita a los usuarios organizar sus actividades de manera eficiente, priorizando lo más importante y manteniendo un registro permanente de sus compromisos.</w:t>
       </w:r>
     </w:p>
     <w:p>
@@ -419,10 +430,7 @@
         <w:spacing w:after="50"/>
       </w:pPr>
       <w:r>
-        <w:t>Cre</w:t>
-      </w:r>
-      <w:r>
-        <w:t>ar nuevas tareas con título, descripción y fecha límite</w:t>
+        <w:t>Crear nuevas tareas con título, descripción y fecha límite</w:t>
       </w:r>
     </w:p>
     <w:p>
@@ -487,10 +495,7 @@
         <w:spacing w:after="50"/>
       </w:pPr>
       <w:r>
-        <w:t>Categorizar t</w:t>
-      </w:r>
-      <w:r>
-        <w:t>areas por tipo (Trabajo, Personal, Salud, etc.)</w:t>
+        <w:t>Categorizar tareas por tipo (Trabajo, Personal, Salud, etc.)</w:t>
       </w:r>
     </w:p>
     <w:p>
@@ -537,10 +542,7 @@
         <w:spacing w:after="100"/>
       </w:pPr>
       <w:r>
-        <w:t>R</w:t>
-      </w:r>
-      <w:r>
-        <w:t>equisitos No Funcionales:</w:t>
+        <w:t>Requisitos No Funcionales:</w:t>
       </w:r>
     </w:p>
     <w:p>
@@ -554,10 +556,7 @@
       </w:pPr>
       <w:r>
         <w:lastRenderedPageBreak/>
-        <w:t xml:space="preserve">Interfaz intuitiva y amigable </w:t>
-      </w:r>
-      <w:r>
-        <w:t>con el usuario</w:t>
+        <w:t>Interfaz intuitiva y amigable con el usuario</w:t>
       </w:r>
     </w:p>
     <w:p>
@@ -609,10 +608,7 @@
         <w:spacing w:after="200"/>
       </w:pPr>
       <w:r>
-        <w:t>Validación de datos en todos</w:t>
-      </w:r>
-      <w:r>
-        <w:t xml:space="preserve"> los campos de entrada</w:t>
+        <w:t>Validación de datos en todos los campos de entrada</w:t>
       </w:r>
     </w:p>
     <w:p>
@@ -621,10 +617,7 @@
         <w:spacing w:before="200" w:after="200"/>
       </w:pPr>
       <w:r>
-        <w:t>4</w:t>
-      </w:r>
-      <w:r>
-        <w:t>. REPOSITORIO GITHUB</w:t>
+        <w:t>4. REPOSITORIO GITHUB</w:t>
       </w:r>
     </w:p>
     <w:p>
@@ -636,7 +629,7 @@
       <w:pPr>
         <w:spacing w:after="100"/>
       </w:pPr>
-      <w:hyperlink r:id="rId5" w:history="1">
+      <w:hyperlink r:id="rId8" w:history="1">
         <w:r>
           <w:rPr>
             <w:rStyle w:val="Hipervnculo"/>
